--- a/contracts/근로계약서_안유정.docx
+++ b/contracts/근로계약서_안유정.docx
@@ -411,7 +411,7 @@
                 <w:sz w:val="21"/>
                 <w:szCs w:val="21"/>
               </w:rPr>
-              <w:t xml:space="preserve">30분 (19:30~20:00)</w:t>
+              <w:t xml:space="preserve">없음</w:t>
             </w:r>
           </w:p>
         </w:tc>
@@ -439,7 +439,7 @@
                 <w:sz w:val="21"/>
                 <w:szCs w:val="21"/>
               </w:rPr>
-              <w:t xml:space="preserve">3시간 30분</w:t>
+              <w:t xml:space="preserve">4시간</w:t>
             </w:r>
           </w:p>
         </w:tc>
@@ -553,7 +553,7 @@
                 <w:sz w:val="21"/>
                 <w:szCs w:val="21"/>
               </w:rPr>
-              <w:t xml:space="preserve">30분 (19:30~20:00)</w:t>
+              <w:t xml:space="preserve">없음</w:t>
             </w:r>
           </w:p>
         </w:tc>
@@ -581,7 +581,7 @@
                 <w:sz w:val="21"/>
                 <w:szCs w:val="21"/>
               </w:rPr>
-              <w:t xml:space="preserve">3시간 30분</w:t>
+              <w:t xml:space="preserve">4시간</w:t>
             </w:r>
           </w:p>
         </w:tc>
@@ -742,7 +742,7 @@
           <w:sz w:val="21"/>
           <w:szCs w:val="21"/>
         </w:rPr>
-        <w:t xml:space="preserve">※ 1주 소정근로시간: 10시간 (휴게시간 제외)</w:t>
+        <w:t xml:space="preserve">※ 1주 소정근로시간: 11시간</w:t>
       </w:r>
     </w:p>
     <w:p>
@@ -915,7 +915,7 @@
           <w:sz w:val="21"/>
           <w:szCs w:val="21"/>
         </w:rPr>
-        <w:t xml:space="preserve">① 2026년 7월 17일(금)은 예외적으로 13시 30분부터 19시 30분까지 근무한 것으로 하며(휴게 30분 포함, 실근로 5시간 30분), 해당 근로에 대한 임금은 제5조에 따라 지급한다.</w:t>
+        <w:t xml:space="preserve">① 2026년 7월 17일(금)은 예외적으로 13시 30분부터 19시 30분까지 근무한 것으로 하며(실근로 6시간), 해당 근로에 대한 임금은 제5조에 따라 지급한다.</w:t>
       </w:r>
     </w:p>
     <w:p>
